--- a/res/synthetic_fascicoli/fascicoli/fascicolo_sintetico_024/sentenza.docx
+++ b/res/synthetic_fascicoli/fascicoli/fascicolo_sintetico_024/sentenza.docx
@@ -338,7 +338,7 @@
               <w:rStyle w:val="PlaceholderText"/>
               <w:lang w:val="en-US"/>
             </w:rPr>
-            <w:t>193/2024</w:t>
+            <w:t>882/2024</w:t>
           </w:r>
         </w:sdtContent>
       </w:sdt>
@@ -400,7 +400,7 @@
               <w:rStyle w:val="PlaceholderText"/>
               <w:lang w:val="en-US"/>
             </w:rPr>
-            <w:t>Marco Moretti</w:t>
+            <w:t>Renata Souza-Silva, Paulo Silva</w:t>
           </w:r>
         </w:sdtContent>
       </w:sdt>
@@ -444,7 +444,7 @@
               <w:rStyle w:val="PlaceholderText"/>
               <w:lang w:val="en-US"/>
             </w:rPr>
-            <w:t>Elena Rossi, Marco Moretti</w:t>
+            <w:t>Pedro Souza</w:t>
           </w:r>
         </w:sdtContent>
       </w:sdt>
@@ -805,7 +805,7 @@
             <w:rPr>
               <w:rStyle w:val="PlaceholderText"/>
             </w:rPr>
-            <w:t>19-04-2024</w:t>
+            <w:t>27-02-2024</w:t>
           </w:r>
         </w:sdtContent>
       </w:sdt>
@@ -1034,7 +1034,7 @@
             <w:rPr>
               <w:rStyle w:val="PlaceholderText"/>
             </w:rPr>
-            <w:t>Matteo Luigi Gallo</w:t>
+            <w:t>Marcos Paulo Souza</w:t>
           </w:r>
         </w:sdtContent>
       </w:sdt>
@@ -1092,7 +1092,7 @@
               <w:rStyle w:val="PlaceholderText"/>
               <w:lang w:val="en-US"/>
             </w:rPr>
-            <w:t>Brescia</w:t>
+            <w:t>Mantova</w:t>
           </w:r>
         </w:sdtContent>
       </w:sdt>
@@ -1149,7 +1149,7 @@
               <w:rStyle w:val="PlaceholderText"/>
               <w:lang w:val="en-US"/>
             </w:rPr>
-            <w:t>11-09-1848</w:t>
+            <w:t>06-04-1909</w:t>
           </w:r>
         </w:sdtContent>
       </w:sdt>
@@ -1368,7 +1368,7 @@
               <w:rStyle w:val="PlaceholderText"/>
               <w:lang w:val="en-US"/>
             </w:rPr>
-            <w:t>Linea di discendenza allegata: Matteo Luigi Gallo -&gt; Paolo Neri -&gt; Marco Moretti</w:t>
+            <w:t>Linea di discendenza allegata: Marcos Paulo Souza -&gt; Rafael Carlos Cardoso -&gt; Beatriz Nunes-Cardoso -&gt; Larissa Luz Costa -&gt; Paulo Silva -&gt; Renata Souza-Silva</w:t>
           </w:r>
         </w:sdtContent>
       </w:sdt>
@@ -3247,7 +3247,9 @@
               <w:rStyle w:val="PlaceholderText"/>
               <w:lang w:val="en-US"/>
             </w:rPr>
-            <w:t>Marco Moretti, nato/a a Recife il 16-06-1942</w:t>
+            <w:t>Renata Souza-Silva, nata a Rio de Janeiro il 18-02-1944</w:t>
+            <w:br/>
+            <w:t>Paulo Silva, nato a Recife il 08-07-1963</w:t>
           </w:r>
         </w:p>
       </w:sdtContent>
@@ -3294,7 +3296,7 @@
             <w:rPr>
               <w:rStyle w:val="PlaceholderText"/>
             </w:rPr>
-            <w:t>è cittadino italiano</w:t>
+            <w:t>sono cittadini italiani</w:t>
           </w:r>
         </w:sdtContent>
       </w:sdt>
